--- a/manuscript/word/manuscript.docx
+++ b/manuscript/word/manuscript.docx
@@ -24,7 +24,13 @@
         <w:pStyle w:val="BodyText"/>
       </w:pPr>
       <w:r>
-        <w:t>Here, we tested the ability to detect dynamic changes in multiple classes of dysphoric dreaming [9] – nightmares and anxious dreaming – on social media using natural language processing. Prior survey studies suggest that dysphoric dreaming increased during the first wave of the COVID-19 pandemic [10], but such studies have limited temporal precision and low ecological validity. Utilizing natural and unprompted human discourse from social media offers many advantages over retrospective survey studies [11], including reduced reporting bias and real-time monitoring that allows for preventative rather than reactive medicine. This digital health surveillance approach has been used frequently to track population health in psychiatry and other fields [12], but is only beginning to gain traction in sleep health [13,14].</w:t>
+        <w:t>Here, we tested the ability to detect dynamic changes in multiple classes of dysphoric dreaming [9] – nightmares and anxious dreaming – on social media using natural language processing. Prior survey studies suggest that dysphoric dreaming increased during the first wave of the COVID-19 pandemic [10], but such studies have limited temporal precision and low ecological validity. Utilizing natural and unprompted human discourse from social media offers many advantages over retrospective survey studies</w:t>
+      </w:r>
+      <w:r>
+        <w:t xml:space="preserve"> when looking at population-level information</w:t>
+      </w:r>
+      <w:r>
+        <w:t> [11], including reduced reporting bias and real-time monitoring that allows for preventative rather than reactive medicine. This digital health surveillance approach has been used frequently to track population health in psychiatry and other fields [12], but is only beginning to gain traction in sleep health [13,14].</w:t>
       </w:r>
     </w:p>
     <w:p>
@@ -2050,31 +2056,33 @@
         <w:t>th</w:t>
       </w:r>
       <w:r>
-        <w:t xml:space="preserve">, 2019. To </w:t>
-      </w:r>
-      <w:proofErr w:type="gramStart"/>
-      <w:r>
-        <w:t>control for</w:t>
-      </w:r>
-      <w:proofErr w:type="gramEnd"/>
-      <w:r>
-        <w:t xml:space="preserve"> potential changes in common language, we ran the same analyses using only r/Dreams posts that were not </w:t>
+        <w:t xml:space="preserve">, 2019. To control for potential changes in common language, we ran the same analyses using only r/Dreams posts that were not </w:t>
       </w:r>
       <w:proofErr w:type="spellStart"/>
       <w:r>
-        <w:t>fliared</w:t>
+        <w:t>fla</w:t>
+      </w:r>
+      <w:r>
+        <w:t>i</w:t>
+      </w:r>
+      <w:r>
+        <w:t>red</w:t>
       </w:r>
       <w:proofErr w:type="spellEnd"/>
       <w:r>
-        <w:t xml:space="preserve"> as dream reports </w:t>
-      </w:r>
-      <w:proofErr w:type="spellStart"/>
-      <w:r>
-        <w:t>surrining</w:t>
-      </w:r>
-      <w:proofErr w:type="spellEnd"/>
-      <w:r>
-        <w:t xml:space="preserve"> March 11</w:t>
+        <w:t xml:space="preserve"> as dream reports surr</w:t>
+      </w:r>
+      <w:r>
+        <w:t>ou</w:t>
+      </w:r>
+      <w:r>
+        <w:t>n</w:t>
+      </w:r>
+      <w:r>
+        <w:t>d</w:t>
+      </w:r>
+      <w:r>
+        <w:t>ing March 11</w:t>
       </w:r>
       <w:r>
         <w:rPr>
@@ -5738,6 +5746,14 @@
     <w:uiPriority w:val="99"/>
     <w:rsid w:val="00773D9A"/>
   </w:style>
+  <w:style w:type="paragraph" w:styleId="Revision">
+    <w:name w:val="Revision"/>
+    <w:hidden/>
+    <w:rsid w:val="00F95627"/>
+    <w:pPr>
+      <w:spacing w:after="0" w:line="240" w:lineRule="auto"/>
+    </w:pPr>
+  </w:style>
 </w:styles>
 </file>
 

--- a/manuscript/word/manuscript.docx
+++ b/manuscript/word/manuscript.docx
@@ -1,6 +1,6 @@
 
 <file path=word/document.xml><?xml version="1.0" encoding="utf-8"?>
-<w:document xmlns:wpc="http://schemas.microsoft.com/office/word/2010/wordprocessingCanvas" xmlns:cx="http://schemas.microsoft.com/office/drawing/2014/chartex" xmlns:cx1="http://schemas.microsoft.com/office/drawing/2015/9/8/chartex" xmlns:cx2="http://schemas.microsoft.com/office/drawing/2015/10/21/chartex" xmlns:cx3="http://schemas.microsoft.com/office/drawing/2016/5/9/chartex" xmlns:cx4="http://schemas.microsoft.com/office/drawing/2016/5/10/chartex" xmlns:cx5="http://schemas.microsoft.com/office/drawing/2016/5/11/chartex" xmlns:cx6="http://schemas.microsoft.com/office/drawing/2016/5/12/chartex" xmlns:cx7="http://schemas.microsoft.com/office/drawing/2016/5/13/chartex" xmlns:cx8="http://schemas.microsoft.com/office/drawing/2016/5/14/chartex" xmlns:mc="http://schemas.openxmlformats.org/markup-compatibility/2006" xmlns:aink="http://schemas.microsoft.com/office/drawing/2016/ink" xmlns:am3d="http://schemas.microsoft.com/office/drawing/2017/model3d" xmlns:o="urn:schemas-microsoft-com:office:office" xmlns:oel="http://schemas.microsoft.com/office/2019/extlst" xmlns:r="http://schemas.openxmlformats.org/officeDocument/2006/relationships" xmlns:m="http://schemas.openxmlformats.org/officeDocument/2006/math" xmlns:v="urn:schemas-microsoft-com:vml" xmlns:wp14="http://schemas.microsoft.com/office/word/2010/wordprocessingDrawing" xmlns:wp="http://schemas.openxmlformats.org/drawingml/2006/wordprocessingDrawing" xmlns:w10="urn:schemas-microsoft-com:office:word" xmlns:w="http://schemas.openxmlformats.org/wordprocessingml/2006/main" xmlns:w14="http://schemas.microsoft.com/office/word/2010/wordml" xmlns:w15="http://schemas.microsoft.com/office/word/2012/wordml" xmlns:w16cex="http://schemas.microsoft.com/office/word/2018/wordml/cex" xmlns:w16cid="http://schemas.microsoft.com/office/word/2016/wordml/cid" xmlns:w16="http://schemas.microsoft.com/office/word/2018/wordml" xmlns:w16du="http://schemas.microsoft.com/office/word/2023/wordml/word16du" xmlns:w16sdtdh="http://schemas.microsoft.com/office/word/2020/wordml/sdtdatahash" xmlns:w16sdtfl="http://schemas.microsoft.com/office/word/2024/wordml/sdtformatlock" xmlns:w16se="http://schemas.microsoft.com/office/word/2015/wordml/symex" xmlns:wpg="http://schemas.microsoft.com/office/word/2010/wordprocessingGroup" xmlns:wpi="http://schemas.microsoft.com/office/word/2010/wordprocessingInk" xmlns:wne="http://schemas.microsoft.com/office/word/2006/wordml" xmlns:wps="http://schemas.microsoft.com/office/word/2010/wordprocessingShape" mc:Ignorable="w14 w15 w16se w16cid w16 w16cex w16sdtdh w16sdtfl w16du wp14">
+<w:document xmlns:wpc="http://schemas.microsoft.com/office/word/2010/wordprocessingCanvas" xmlns:cx="http://schemas.microsoft.com/office/drawing/2014/chartex" xmlns:cx1="http://schemas.microsoft.com/office/drawing/2015/9/8/chartex" xmlns:cx2="http://schemas.microsoft.com/office/drawing/2015/10/21/chartex" xmlns:cx3="http://schemas.microsoft.com/office/drawing/2016/5/9/chartex" xmlns:cx4="http://schemas.microsoft.com/office/drawing/2016/5/10/chartex" xmlns:cx5="http://schemas.microsoft.com/office/drawing/2016/5/11/chartex" xmlns:cx6="http://schemas.microsoft.com/office/drawing/2016/5/12/chartex" xmlns:cx7="http://schemas.microsoft.com/office/drawing/2016/5/13/chartex" xmlns:cx8="http://schemas.microsoft.com/office/drawing/2016/5/14/chartex" xmlns:mc="http://schemas.openxmlformats.org/markup-compatibility/2006" xmlns:aink="http://schemas.microsoft.com/office/drawing/2016/ink" xmlns:am3d="http://schemas.microsoft.com/office/drawing/2017/model3d" xmlns:o="urn:schemas-microsoft-com:office:office" xmlns:oel="http://schemas.microsoft.com/office/2019/extlst" xmlns:r="http://schemas.openxmlformats.org/officeDocument/2006/relationships" xmlns:m="http://schemas.openxmlformats.org/officeDocument/2006/math" xmlns:v="urn:schemas-microsoft-com:vml" xmlns:wp14="http://schemas.microsoft.com/office/word/2010/wordprocessingDrawing" xmlns:wp="http://schemas.openxmlformats.org/drawingml/2006/wordprocessingDrawing" xmlns:w10="urn:schemas-microsoft-com:office:word" xmlns:w="http://schemas.openxmlformats.org/wordprocessingml/2006/main" xmlns:w14="http://schemas.microsoft.com/office/word/2010/wordml" xmlns:w15="http://schemas.microsoft.com/office/word/2012/wordml" xmlns:w16cei="http://schemas.microsoft.com/office/word/2026/wordml/cei" xmlns:w16cex="http://schemas.microsoft.com/office/word/2018/wordml/cex" xmlns:w16cid="http://schemas.microsoft.com/office/word/2016/wordml/cid" xmlns:w16="http://schemas.microsoft.com/office/word/2018/wordml" xmlns:w16du="http://schemas.microsoft.com/office/word/2023/wordml/word16du" xmlns:w16sdtdh="http://schemas.microsoft.com/office/word/2020/wordml/sdtdatahash" xmlns:w16sdtfl="http://schemas.microsoft.com/office/word/2024/wordml/sdtformatlock" xmlns:w16se="http://schemas.microsoft.com/office/word/2015/wordml/symex" xmlns:wpg="http://schemas.microsoft.com/office/word/2010/wordprocessingGroup" xmlns:wpi="http://schemas.microsoft.com/office/word/2010/wordprocessingInk" xmlns:wne="http://schemas.microsoft.com/office/word/2006/wordml" xmlns:wps="http://schemas.microsoft.com/office/word/2010/wordprocessingShape" mc:Ignorable="w14 w15 w16se w16cid w16 w16cex w16sdtdh w16sdtfl w16du wp14">
   <w:body>
     <w:p>
       <w:pPr>
@@ -101,7 +101,21 @@
         <w:t>th</w:t>
       </w:r>
       <w:r>
-        <w:t>, 2020 for this event Based on prior research suggesting that cultural impacts of an unexpected crisis fade after about 1-2 months [15], we chose a 30-day post-event window (results were broadly consistent at 60-day window).</w:t>
+        <w:t xml:space="preserve">, </w:t>
+      </w:r>
+      <w:proofErr w:type="gramStart"/>
+      <w:r>
+        <w:t>2020</w:t>
+      </w:r>
+      <w:proofErr w:type="gramEnd"/>
+      <w:r>
+        <w:t xml:space="preserve"> for this event</w:t>
+      </w:r>
+      <w:r>
+        <w:t>.</w:t>
+      </w:r>
+      <w:r>
+        <w:t xml:space="preserve"> Based on prior research suggesting that cultural impacts of an unexpected crisis fade after about 1-2 months [15], we chose a 30-day post-event window (results were broadly consistent at 60-day window).</w:t>
       </w:r>
     </w:p>
     <w:p>
@@ -1670,7 +1684,19 @@
         <w:t xml:space="preserve"> 1</w:t>
       </w:r>
       <w:r>
-        <w:t>). These findings provide strong ecological evidence that the initial COVID-19 global pandemic declaration had a significant impact on dysphoric dreaming and that social media is sensitive to event-driven fluctuations of population dreaming.</w:t>
+        <w:t xml:space="preserve">). </w:t>
+      </w:r>
+      <w:r>
+        <w:t>These findings provide ecological evidence that dysphoric dreaming increased following the initial COVID-19 global pandemic declaration and that social media is sensitive to event</w:t>
+      </w:r>
+      <w:r>
+        <w:t>-</w:t>
+      </w:r>
+      <w:r>
+        <w:t>related fluctuations of population dreaming</w:t>
+      </w:r>
+      <w:r>
+        <w:t>.</w:t>
       </w:r>
     </w:p>
     <w:p>
@@ -1829,7 +1855,22 @@
         <w:t xml:space="preserve"> 1 </w:t>
       </w:r>
       <w:r>
-        <w:t>for control analyses). This result offers a more fine-grained temporal understanding of COVID-19’s impact on dysphoric dreaming and suggests that media exposure might have driven dysphoric dreaming [19].</w:t>
+        <w:t xml:space="preserve">for control analyses). </w:t>
+      </w:r>
+      <w:r>
+        <w:t>This result offers a more fine-grained temporal understanding of the association between COVID</w:t>
+      </w:r>
+      <w:r>
+        <w:t>-</w:t>
+      </w:r>
+      <w:r>
+        <w:t>19 and dysphoric dreaming and suggests that media exposure might have contributed to dysphoric dreaming</w:t>
+      </w:r>
+      <w:r>
+        <w:t xml:space="preserve"> </w:t>
+      </w:r>
+      <w:r>
+        <w:t>[19].</w:t>
       </w:r>
     </w:p>
     <w:p>
@@ -1843,53 +1884,7 @@
         <w:rPr>
           <w:noProof/>
         </w:rPr>
-        <w:drawing>
-          <wp:inline distT="0" distB="0" distL="0" distR="0" wp14:anchorId="56872C49" wp14:editId="1ABABDBF">
-            <wp:extent cx="4965650" cy="2463800"/>
-            <wp:effectExtent l="0" t="0" r="6985" b="0"/>
-            <wp:docPr id="13" name="Picture"/>
-            <wp:cNvGraphicFramePr/>
-            <a:graphic xmlns:a="http://schemas.openxmlformats.org/drawingml/2006/main">
-              <a:graphicData uri="http://schemas.openxmlformats.org/drawingml/2006/picture">
-                <pic:pic xmlns:pic="http://schemas.openxmlformats.org/drawingml/2006/picture">
-                  <pic:nvPicPr>
-                    <pic:cNvPr id="13" name="Picture"/>
-                    <pic:cNvPicPr>
-                      <a:picLocks noChangeAspect="1" noChangeArrowheads="1"/>
-                    </pic:cNvPicPr>
-                  </pic:nvPicPr>
-                  <pic:blipFill>
-                    <a:blip r:embed="rId7">
-                      <a:extLst>
-                        <a:ext uri="{28A0092B-C50C-407E-A947-70E740481C1C}">
-                          <a14:useLocalDpi xmlns:a14="http://schemas.microsoft.com/office/drawing/2010/main" val="0"/>
-                        </a:ext>
-                      </a:extLst>
-                    </a:blip>
-                    <a:stretch>
-                      <a:fillRect/>
-                    </a:stretch>
-                  </pic:blipFill>
-                  <pic:spPr bwMode="auto">
-                    <a:xfrm>
-                      <a:off x="0" y="0"/>
-                      <a:ext cx="4965650" cy="2463800"/>
-                    </a:xfrm>
-                    <a:prstGeom prst="rect">
-                      <a:avLst/>
-                    </a:prstGeom>
-                    <a:noFill/>
-                    <a:ln w="9525">
-                      <a:noFill/>
-                      <a:headEnd/>
-                      <a:tailEnd/>
-                    </a:ln>
-                  </pic:spPr>
-                </pic:pic>
-              </a:graphicData>
-            </a:graphic>
-          </wp:inline>
-        </w:drawing>
+        <w:t>[Insert Figure 1 about here.]</w:t>
       </w:r>
     </w:p>
     <w:p>
@@ -3125,7 +3120,6 @@
       <w:bookmarkStart w:id="4" w:name="discussion"/>
       <w:bookmarkEnd w:id="2"/>
       <w:r>
-        <w:lastRenderedPageBreak/>
         <w:t>Discussion</w:t>
       </w:r>
     </w:p>
@@ -3142,7 +3136,11 @@
         <w:pStyle w:val="BodyText"/>
       </w:pPr>
       <w:r>
-        <w:t>This study has several limitations. First, Reddit users are not necessarily representative of the general population and thus limit our ability to generalize findings. Second, our measure of anxious dreaming may not capture all aspects of dysphoric dreaming. Third, without geographic data attached to Reddit posts, we were unable to use local COVID-19 conditions as a more accurate predictor of changes in dysphoric dreaming.</w:t>
+        <w:t xml:space="preserve">This study has several limitations. First, Reddit users are not necessarily representative of the general population and thus limit our ability to generalize findings. Second, our measure of anxious dreaming may not capture all aspects of dysphoric dreaming. Third, without geographic data attached to Reddit </w:t>
+      </w:r>
+      <w:r>
+        <w:lastRenderedPageBreak/>
+        <w:t>posts, we were unable to use local COVID-19 conditions as a more accurate predictor of changes in dysphoric dreaming.</w:t>
       </w:r>
     </w:p>
     <w:p>
@@ -3189,7 +3187,7 @@
       <w:r>
         <w:t xml:space="preserve"> P. Sleep disturbances in the wake of traumatic events. The New England Journal of Medicine 2001. </w:t>
       </w:r>
-      <w:hyperlink r:id="rId8">
+      <w:hyperlink r:id="rId7">
         <w:r>
           <w:rPr>
             <w:rStyle w:val="Hyperlink"/>
@@ -3215,7 +3213,7 @@
         <w:tab/>
         <w:t xml:space="preserve">Simor P, Horváth K, Gombos F, Takács KP, Bódizs R. Disturbed dreaming and sleep quality: Altered sleep architecture in subjects with frequent nightmares. European Archives of Psychiatry and Clinical Neuroscience 2012. </w:t>
       </w:r>
-      <w:hyperlink r:id="rId9">
+      <w:hyperlink r:id="rId8">
         <w:r>
           <w:rPr>
             <w:rStyle w:val="Hyperlink"/>
@@ -3241,7 +3239,7 @@
         <w:tab/>
         <w:t xml:space="preserve">Blagrove M, Farmer L, Williams E. The relationship of nightmare frequency and nightmare distress to well-being. Journal of Sleep Research 2004. </w:t>
       </w:r>
-      <w:hyperlink r:id="rId10">
+      <w:hyperlink r:id="rId9">
         <w:r>
           <w:rPr>
             <w:rStyle w:val="Hyperlink"/>
@@ -3267,7 +3265,7 @@
         <w:tab/>
         <w:t xml:space="preserve">Que J-Y, Shi L, Yan W, Chen S-J, Wu P, Sun S-W, et al. Nightmares mediate the association between traumatic event exposure and suicidal ideation in frontline medical workers exposed to COVID-19. Journal of Affective Disorders 2022. </w:t>
       </w:r>
-      <w:hyperlink r:id="rId11">
+      <w:hyperlink r:id="rId10">
         <w:r>
           <w:rPr>
             <w:rStyle w:val="Hyperlink"/>
@@ -3293,7 +3291,7 @@
         <w:tab/>
         <w:t xml:space="preserve">Wong SM, Hui CL, Cheung VK, Suen Y, Chan SK, Lee EH, et al. Prevalence of frequent nightmares and their prospective associations with 1-year psychiatric symptoms and disorders and functioning in young adults: A large-scale epidemiological study in hong kong. SLEEP 2023. </w:t>
       </w:r>
-      <w:hyperlink r:id="rId12">
+      <w:hyperlink r:id="rId11">
         <w:r>
           <w:rPr>
             <w:rStyle w:val="Hyperlink"/>
@@ -3319,7 +3317,7 @@
         <w:tab/>
         <w:t xml:space="preserve">Otaiku AI. Distressing dreams in childhood and risk of cognitive impairment or parkinson’s disease in adulthood: A national birth cohort study. eClinicalMedicine 2023. </w:t>
       </w:r>
-      <w:hyperlink r:id="rId13">
+      <w:hyperlink r:id="rId12">
         <w:r>
           <w:rPr>
             <w:rStyle w:val="Hyperlink"/>
@@ -3345,7 +3343,7 @@
         <w:tab/>
         <w:t xml:space="preserve">Mendoza-Alvarez M, Balthasar Y, Verbraecken J, Claes L, Van Someren E, Marle HJ van, et al. Systematic review: REM sleep, dysphoric dreams and nightmares as transdiagnostic features of psychiatric disorders with emotion dysregulation - clinical implications. Sleep Medicine 2025. </w:t>
       </w:r>
-      <w:hyperlink r:id="rId14">
+      <w:hyperlink r:id="rId13">
         <w:r>
           <w:rPr>
             <w:rStyle w:val="Hyperlink"/>
@@ -3371,7 +3369,7 @@
         <w:tab/>
         <w:t xml:space="preserve">Worley CB, Bolstad CJ, Nadorff MR. Epidemiology of disturbing dreams in a diverse US sample. Sleep Medicine 2021. </w:t>
       </w:r>
-      <w:hyperlink r:id="rId15">
+      <w:hyperlink r:id="rId14">
         <w:r>
           <w:rPr>
             <w:rStyle w:val="Hyperlink"/>
@@ -3391,14 +3389,13 @@
       <w:bookmarkStart w:id="14" w:name="ref-siclari2020dreams"/>
       <w:bookmarkEnd w:id="13"/>
       <w:r>
-        <w:lastRenderedPageBreak/>
         <w:t xml:space="preserve">[9] </w:t>
       </w:r>
       <w:r>
         <w:tab/>
         <w:t xml:space="preserve">Siclari F, Valli K, Arnulf I. Dreams and nightmares in healthy adults and in patients with sleep and neurological disorders. The Lancet Neurology 2020. </w:t>
       </w:r>
-      <w:hyperlink r:id="rId16">
+      <w:hyperlink r:id="rId15">
         <w:r>
           <w:rPr>
             <w:rStyle w:val="Hyperlink"/>
@@ -3424,7 +3421,7 @@
         <w:tab/>
         <w:t xml:space="preserve">Solomonova E, Picard-Deland C, Rapoport IL, Pennestri M-H, Saad M, Kendzerska T, et al. Stuck in a lockdown: Dreams, bad dreams, nightmares, and their relationship to stress, depression and anxiety during the COVID-19 pandemic. PLOS One 2021. </w:t>
       </w:r>
-      <w:hyperlink r:id="rId17">
+      <w:hyperlink r:id="rId16">
         <w:r>
           <w:rPr>
             <w:rStyle w:val="Hyperlink"/>
@@ -3450,7 +3447,7 @@
         <w:tab/>
         <w:t xml:space="preserve">Lazer D, Hargittai E, Freelon D, Gonzalez-Bailon S, Munger K, Ognyanova K, et al. Meaningful measures of human society in the twenty-first century. Nature 2021. </w:t>
       </w:r>
-      <w:hyperlink r:id="rId18">
+      <w:hyperlink r:id="rId17">
         <w:r>
           <w:rPr>
             <w:rStyle w:val="Hyperlink"/>
@@ -3476,7 +3473,7 @@
         <w:tab/>
         <w:t xml:space="preserve">Shakeri Hossein Abad Z, Kline A, Sultana M, Noaeen M, Nurmambetova E, Lucini F, et al. Digital public health surveillance: A systematic scoping review. Npj Digital Medicine 2021. </w:t>
       </w:r>
-      <w:hyperlink r:id="rId19">
+      <w:hyperlink r:id="rId18">
         <w:r>
           <w:rPr>
             <w:rStyle w:val="Hyperlink"/>
@@ -3496,13 +3493,14 @@
       <w:bookmarkStart w:id="18" w:name="ref-mciver2015characterizing"/>
       <w:bookmarkEnd w:id="17"/>
       <w:r>
+        <w:lastRenderedPageBreak/>
         <w:t xml:space="preserve">[13] </w:t>
       </w:r>
       <w:r>
         <w:tab/>
         <w:t xml:space="preserve">McIver DJ, Hawkins JB, Chunara R, Chatterjee AK, Bhandari A, Fitzgerald TP, et al. Characterizing sleep issues using twitter. Journal of Medical Internet Research 2015. </w:t>
       </w:r>
-      <w:hyperlink r:id="rId20">
+      <w:hyperlink r:id="rId19">
         <w:r>
           <w:rPr>
             <w:rStyle w:val="Hyperlink"/>
@@ -3528,7 +3526,7 @@
         <w:tab/>
         <w:t xml:space="preserve">Leypunskiy E, Kıcıman E, Shah M, Walch OJ, Rzhetsky A, Dinner AR, et al. Geographically resolved rhythms in twitter use reveal social pressures on daily activity patterns. Current Biology 2018. </w:t>
       </w:r>
-      <w:hyperlink r:id="rId21">
+      <w:hyperlink r:id="rId20">
         <w:r>
           <w:rPr>
             <w:rStyle w:val="Hyperlink"/>
@@ -3554,7 +3552,7 @@
         <w:tab/>
         <w:t xml:space="preserve">Pennebaker JW, Harber KD. A social stage model of collective coping: The Loma Prieta Earthquake and the Persian Gulf War. Journal of Social Issues 1993. </w:t>
       </w:r>
-      <w:hyperlink r:id="rId22">
+      <w:hyperlink r:id="rId21">
         <w:r>
           <w:rPr>
             <w:rStyle w:val="Hyperlink"/>
@@ -3595,7 +3593,7 @@
         <w:tab/>
         <w:t xml:space="preserve">Picard-Deland C, Nielsen T. Targeted memory reactivation has a sleep stage-specific delayed effect on dream content. Journal of Sleep Research 2022. </w:t>
       </w:r>
-      <w:hyperlink r:id="rId23">
+      <w:hyperlink r:id="rId22">
         <w:r>
           <w:rPr>
             <w:rStyle w:val="Hyperlink"/>
@@ -3621,7 +3619,7 @@
         <w:tab/>
         <w:t xml:space="preserve">Proferes N, Jones N, Gilbert S, Fiesler C, Zimmer M. Studying reddit: A systematic overview of disciplines, approaches, methods, and ethics. Social Media + Society 2021. </w:t>
       </w:r>
-      <w:hyperlink r:id="rId24">
+      <w:hyperlink r:id="rId23">
         <w:r>
           <w:rPr>
             <w:rStyle w:val="Hyperlink"/>
@@ -3647,7 +3645,7 @@
         <w:tab/>
         <w:t xml:space="preserve">Holman EA, Garfin DR, Silver RC. Media’s role in broadcasting acute stress following the boston marathon bombings. Proceedings of the National Academy of Sciences 2014. </w:t>
       </w:r>
-      <w:hyperlink r:id="rId25">
+      <w:hyperlink r:id="rId24">
         <w:r>
           <w:rPr>
             <w:rStyle w:val="Hyperlink"/>
@@ -3673,7 +3671,7 @@
         <w:tab/>
         <w:t xml:space="preserve">Linnell K, Arnold M, Alshaabi T, McAndrew T, Lim J, Dodds PS, et al. The sleep loss insult of spring daylight savings in the US is observable in twitter activity. Journal of Big Data 2021. </w:t>
       </w:r>
-      <w:hyperlink r:id="rId26">
+      <w:hyperlink r:id="rId25">
         <w:r>
           <w:rPr>
             <w:rStyle w:val="Hyperlink"/>
@@ -3689,7 +3687,7 @@
       <w:bookmarkEnd w:id="25"/>
     </w:p>
     <w:sectPr>
-      <w:footerReference w:type="default" r:id="rId27"/>
+      <w:footerReference w:type="default" r:id="rId26"/>
       <w:footnotePr>
         <w:numRestart w:val="eachSect"/>
       </w:footnotePr>
@@ -3704,7 +3702,7 @@
 </file>
 
 <file path=word/endnotes.xml><?xml version="1.0" encoding="utf-8"?>
-<w:endnotes xmlns:wpc="http://schemas.microsoft.com/office/word/2010/wordprocessingCanvas" xmlns:cx="http://schemas.microsoft.com/office/drawing/2014/chartex" xmlns:cx1="http://schemas.microsoft.com/office/drawing/2015/9/8/chartex" xmlns:cx2="http://schemas.microsoft.com/office/drawing/2015/10/21/chartex" xmlns:cx3="http://schemas.microsoft.com/office/drawing/2016/5/9/chartex" xmlns:cx4="http://schemas.microsoft.com/office/drawing/2016/5/10/chartex" xmlns:cx5="http://schemas.microsoft.com/office/drawing/2016/5/11/chartex" xmlns:cx6="http://schemas.microsoft.com/office/drawing/2016/5/12/chartex" xmlns:cx7="http://schemas.microsoft.com/office/drawing/2016/5/13/chartex" xmlns:cx8="http://schemas.microsoft.com/office/drawing/2016/5/14/chartex" xmlns:mc="http://schemas.openxmlformats.org/markup-compatibility/2006" xmlns:aink="http://schemas.microsoft.com/office/drawing/2016/ink" xmlns:am3d="http://schemas.microsoft.com/office/drawing/2017/model3d" xmlns:o="urn:schemas-microsoft-com:office:office" xmlns:oel="http://schemas.microsoft.com/office/2019/extlst" xmlns:r="http://schemas.openxmlformats.org/officeDocument/2006/relationships" xmlns:m="http://schemas.openxmlformats.org/officeDocument/2006/math" xmlns:v="urn:schemas-microsoft-com:vml" xmlns:wp14="http://schemas.microsoft.com/office/word/2010/wordprocessingDrawing" xmlns:wp="http://schemas.openxmlformats.org/drawingml/2006/wordprocessingDrawing" xmlns:w10="urn:schemas-microsoft-com:office:word" xmlns:w="http://schemas.openxmlformats.org/wordprocessingml/2006/main" xmlns:w14="http://schemas.microsoft.com/office/word/2010/wordml" xmlns:w15="http://schemas.microsoft.com/office/word/2012/wordml" xmlns:w16cex="http://schemas.microsoft.com/office/word/2018/wordml/cex" xmlns:w16cid="http://schemas.microsoft.com/office/word/2016/wordml/cid" xmlns:w16="http://schemas.microsoft.com/office/word/2018/wordml" xmlns:w16du="http://schemas.microsoft.com/office/word/2023/wordml/word16du" xmlns:w16sdtdh="http://schemas.microsoft.com/office/word/2020/wordml/sdtdatahash" xmlns:w16sdtfl="http://schemas.microsoft.com/office/word/2024/wordml/sdtformatlock" xmlns:w16se="http://schemas.microsoft.com/office/word/2015/wordml/symex" xmlns:wpg="http://schemas.microsoft.com/office/word/2010/wordprocessingGroup" xmlns:wpi="http://schemas.microsoft.com/office/word/2010/wordprocessingInk" xmlns:wne="http://schemas.microsoft.com/office/word/2006/wordml" xmlns:wps="http://schemas.microsoft.com/office/word/2010/wordprocessingShape" mc:Ignorable="w14 w15 w16se w16cid w16 w16cex w16sdtdh w16sdtfl w16du wp14">
+<w:endnotes xmlns:wpc="http://schemas.microsoft.com/office/word/2010/wordprocessingCanvas" xmlns:cx="http://schemas.microsoft.com/office/drawing/2014/chartex" xmlns:cx1="http://schemas.microsoft.com/office/drawing/2015/9/8/chartex" xmlns:cx2="http://schemas.microsoft.com/office/drawing/2015/10/21/chartex" xmlns:cx3="http://schemas.microsoft.com/office/drawing/2016/5/9/chartex" xmlns:cx4="http://schemas.microsoft.com/office/drawing/2016/5/10/chartex" xmlns:cx5="http://schemas.microsoft.com/office/drawing/2016/5/11/chartex" xmlns:cx6="http://schemas.microsoft.com/office/drawing/2016/5/12/chartex" xmlns:cx7="http://schemas.microsoft.com/office/drawing/2016/5/13/chartex" xmlns:cx8="http://schemas.microsoft.com/office/drawing/2016/5/14/chartex" xmlns:mc="http://schemas.openxmlformats.org/markup-compatibility/2006" xmlns:aink="http://schemas.microsoft.com/office/drawing/2016/ink" xmlns:am3d="http://schemas.microsoft.com/office/drawing/2017/model3d" xmlns:o="urn:schemas-microsoft-com:office:office" xmlns:oel="http://schemas.microsoft.com/office/2019/extlst" xmlns:r="http://schemas.openxmlformats.org/officeDocument/2006/relationships" xmlns:m="http://schemas.openxmlformats.org/officeDocument/2006/math" xmlns:v="urn:schemas-microsoft-com:vml" xmlns:wp14="http://schemas.microsoft.com/office/word/2010/wordprocessingDrawing" xmlns:wp="http://schemas.openxmlformats.org/drawingml/2006/wordprocessingDrawing" xmlns:w10="urn:schemas-microsoft-com:office:word" xmlns:w="http://schemas.openxmlformats.org/wordprocessingml/2006/main" xmlns:w14="http://schemas.microsoft.com/office/word/2010/wordml" xmlns:w15="http://schemas.microsoft.com/office/word/2012/wordml" xmlns:w16cei="http://schemas.microsoft.com/office/word/2026/wordml/cei" xmlns:w16cex="http://schemas.microsoft.com/office/word/2018/wordml/cex" xmlns:w16cid="http://schemas.microsoft.com/office/word/2016/wordml/cid" xmlns:w16="http://schemas.microsoft.com/office/word/2018/wordml" xmlns:w16du="http://schemas.microsoft.com/office/word/2023/wordml/word16du" xmlns:w16sdtdh="http://schemas.microsoft.com/office/word/2020/wordml/sdtdatahash" xmlns:w16sdtfl="http://schemas.microsoft.com/office/word/2024/wordml/sdtformatlock" xmlns:w16se="http://schemas.microsoft.com/office/word/2015/wordml/symex" xmlns:wpg="http://schemas.microsoft.com/office/word/2010/wordprocessingGroup" xmlns:wpi="http://schemas.microsoft.com/office/word/2010/wordprocessingInk" xmlns:wne="http://schemas.microsoft.com/office/word/2006/wordml" xmlns:wps="http://schemas.microsoft.com/office/word/2010/wordprocessingShape" mc:Ignorable="w14 w15 w16se w16cid w16 w16cex w16sdtdh w16sdtfl w16du wp14">
   <w:endnote w:type="separator" w:id="-1">
     <w:p>
       <w:pPr>
@@ -3729,7 +3727,7 @@
 </file>
 
 <file path=word/footer1.xml><?xml version="1.0" encoding="utf-8"?>
-<w:ftr xmlns:wpc="http://schemas.microsoft.com/office/word/2010/wordprocessingCanvas" xmlns:cx="http://schemas.microsoft.com/office/drawing/2014/chartex" xmlns:cx1="http://schemas.microsoft.com/office/drawing/2015/9/8/chartex" xmlns:cx2="http://schemas.microsoft.com/office/drawing/2015/10/21/chartex" xmlns:cx3="http://schemas.microsoft.com/office/drawing/2016/5/9/chartex" xmlns:cx4="http://schemas.microsoft.com/office/drawing/2016/5/10/chartex" xmlns:cx5="http://schemas.microsoft.com/office/drawing/2016/5/11/chartex" xmlns:cx6="http://schemas.microsoft.com/office/drawing/2016/5/12/chartex" xmlns:cx7="http://schemas.microsoft.com/office/drawing/2016/5/13/chartex" xmlns:cx8="http://schemas.microsoft.com/office/drawing/2016/5/14/chartex" xmlns:mc="http://schemas.openxmlformats.org/markup-compatibility/2006" xmlns:aink="http://schemas.microsoft.com/office/drawing/2016/ink" xmlns:am3d="http://schemas.microsoft.com/office/drawing/2017/model3d" xmlns:o="urn:schemas-microsoft-com:office:office" xmlns:oel="http://schemas.microsoft.com/office/2019/extlst" xmlns:r="http://schemas.openxmlformats.org/officeDocument/2006/relationships" xmlns:m="http://schemas.openxmlformats.org/officeDocument/2006/math" xmlns:v="urn:schemas-microsoft-com:vml" xmlns:wp14="http://schemas.microsoft.com/office/word/2010/wordprocessingDrawing" xmlns:wp="http://schemas.openxmlformats.org/drawingml/2006/wordprocessingDrawing" xmlns:w10="urn:schemas-microsoft-com:office:word" xmlns:w="http://schemas.openxmlformats.org/wordprocessingml/2006/main" xmlns:w14="http://schemas.microsoft.com/office/word/2010/wordml" xmlns:w15="http://schemas.microsoft.com/office/word/2012/wordml" xmlns:w16cex="http://schemas.microsoft.com/office/word/2018/wordml/cex" xmlns:w16cid="http://schemas.microsoft.com/office/word/2016/wordml/cid" xmlns:w16="http://schemas.microsoft.com/office/word/2018/wordml" xmlns:w16du="http://schemas.microsoft.com/office/word/2023/wordml/word16du" xmlns:w16sdtdh="http://schemas.microsoft.com/office/word/2020/wordml/sdtdatahash" xmlns:w16sdtfl="http://schemas.microsoft.com/office/word/2024/wordml/sdtformatlock" xmlns:w16se="http://schemas.microsoft.com/office/word/2015/wordml/symex" xmlns:wpg="http://schemas.microsoft.com/office/word/2010/wordprocessingGroup" xmlns:wpi="http://schemas.microsoft.com/office/word/2010/wordprocessingInk" xmlns:wne="http://schemas.microsoft.com/office/word/2006/wordml" xmlns:wps="http://schemas.microsoft.com/office/word/2010/wordprocessingShape" mc:Ignorable="w14 w15 w16se w16cid w16 w16cex w16sdtdh w16sdtfl w16du wp14">
+<w:ftr xmlns:wpc="http://schemas.microsoft.com/office/word/2010/wordprocessingCanvas" xmlns:cx="http://schemas.microsoft.com/office/drawing/2014/chartex" xmlns:cx1="http://schemas.microsoft.com/office/drawing/2015/9/8/chartex" xmlns:cx2="http://schemas.microsoft.com/office/drawing/2015/10/21/chartex" xmlns:cx3="http://schemas.microsoft.com/office/drawing/2016/5/9/chartex" xmlns:cx4="http://schemas.microsoft.com/office/drawing/2016/5/10/chartex" xmlns:cx5="http://schemas.microsoft.com/office/drawing/2016/5/11/chartex" xmlns:cx6="http://schemas.microsoft.com/office/drawing/2016/5/12/chartex" xmlns:cx7="http://schemas.microsoft.com/office/drawing/2016/5/13/chartex" xmlns:cx8="http://schemas.microsoft.com/office/drawing/2016/5/14/chartex" xmlns:mc="http://schemas.openxmlformats.org/markup-compatibility/2006" xmlns:aink="http://schemas.microsoft.com/office/drawing/2016/ink" xmlns:am3d="http://schemas.microsoft.com/office/drawing/2017/model3d" xmlns:o="urn:schemas-microsoft-com:office:office" xmlns:oel="http://schemas.microsoft.com/office/2019/extlst" xmlns:r="http://schemas.openxmlformats.org/officeDocument/2006/relationships" xmlns:m="http://schemas.openxmlformats.org/officeDocument/2006/math" xmlns:v="urn:schemas-microsoft-com:vml" xmlns:wp14="http://schemas.microsoft.com/office/word/2010/wordprocessingDrawing" xmlns:wp="http://schemas.openxmlformats.org/drawingml/2006/wordprocessingDrawing" xmlns:w10="urn:schemas-microsoft-com:office:word" xmlns:w="http://schemas.openxmlformats.org/wordprocessingml/2006/main" xmlns:w14="http://schemas.microsoft.com/office/word/2010/wordml" xmlns:w15="http://schemas.microsoft.com/office/word/2012/wordml" xmlns:w16cei="http://schemas.microsoft.com/office/word/2026/wordml/cei" xmlns:w16cex="http://schemas.microsoft.com/office/word/2018/wordml/cex" xmlns:w16cid="http://schemas.microsoft.com/office/word/2016/wordml/cid" xmlns:w16="http://schemas.microsoft.com/office/word/2018/wordml" xmlns:w16du="http://schemas.microsoft.com/office/word/2023/wordml/word16du" xmlns:w16sdtdh="http://schemas.microsoft.com/office/word/2020/wordml/sdtdatahash" xmlns:w16sdtfl="http://schemas.microsoft.com/office/word/2024/wordml/sdtformatlock" xmlns:w16se="http://schemas.microsoft.com/office/word/2015/wordml/symex" xmlns:wpg="http://schemas.microsoft.com/office/word/2010/wordprocessingGroup" xmlns:wpi="http://schemas.microsoft.com/office/word/2010/wordprocessingInk" xmlns:wne="http://schemas.microsoft.com/office/word/2006/wordml" xmlns:wps="http://schemas.microsoft.com/office/word/2010/wordprocessingShape" mc:Ignorable="w14 w15 w16se w16cid w16 w16cex w16sdtdh w16sdtfl w16du wp14">
   <w:sdt>
     <w:sdtPr>
       <w:id w:val="-819032590"/>
@@ -3782,7 +3780,7 @@
 </file>
 
 <file path=word/footnotes.xml><?xml version="1.0" encoding="utf-8"?>
-<w:footnotes xmlns:wpc="http://schemas.microsoft.com/office/word/2010/wordprocessingCanvas" xmlns:cx="http://schemas.microsoft.com/office/drawing/2014/chartex" xmlns:cx1="http://schemas.microsoft.com/office/drawing/2015/9/8/chartex" xmlns:cx2="http://schemas.microsoft.com/office/drawing/2015/10/21/chartex" xmlns:cx3="http://schemas.microsoft.com/office/drawing/2016/5/9/chartex" xmlns:cx4="http://schemas.microsoft.com/office/drawing/2016/5/10/chartex" xmlns:cx5="http://schemas.microsoft.com/office/drawing/2016/5/11/chartex" xmlns:cx6="http://schemas.microsoft.com/office/drawing/2016/5/12/chartex" xmlns:cx7="http://schemas.microsoft.com/office/drawing/2016/5/13/chartex" xmlns:cx8="http://schemas.microsoft.com/office/drawing/2016/5/14/chartex" xmlns:mc="http://schemas.openxmlformats.org/markup-compatibility/2006" xmlns:aink="http://schemas.microsoft.com/office/drawing/2016/ink" xmlns:am3d="http://schemas.microsoft.com/office/drawing/2017/model3d" xmlns:o="urn:schemas-microsoft-com:office:office" xmlns:oel="http://schemas.microsoft.com/office/2019/extlst" xmlns:r="http://schemas.openxmlformats.org/officeDocument/2006/relationships" xmlns:m="http://schemas.openxmlformats.org/officeDocument/2006/math" xmlns:v="urn:schemas-microsoft-com:vml" xmlns:wp14="http://schemas.microsoft.com/office/word/2010/wordprocessingDrawing" xmlns:wp="http://schemas.openxmlformats.org/drawingml/2006/wordprocessingDrawing" xmlns:w10="urn:schemas-microsoft-com:office:word" xmlns:w="http://schemas.openxmlformats.org/wordprocessingml/2006/main" xmlns:w14="http://schemas.microsoft.com/office/word/2010/wordml" xmlns:w15="http://schemas.microsoft.com/office/word/2012/wordml" xmlns:w16cex="http://schemas.microsoft.com/office/word/2018/wordml/cex" xmlns:w16cid="http://schemas.microsoft.com/office/word/2016/wordml/cid" xmlns:w16="http://schemas.microsoft.com/office/word/2018/wordml" xmlns:w16du="http://schemas.microsoft.com/office/word/2023/wordml/word16du" xmlns:w16sdtdh="http://schemas.microsoft.com/office/word/2020/wordml/sdtdatahash" xmlns:w16sdtfl="http://schemas.microsoft.com/office/word/2024/wordml/sdtformatlock" xmlns:w16se="http://schemas.microsoft.com/office/word/2015/wordml/symex" xmlns:wpg="http://schemas.microsoft.com/office/word/2010/wordprocessingGroup" xmlns:wpi="http://schemas.microsoft.com/office/word/2010/wordprocessingInk" xmlns:wne="http://schemas.microsoft.com/office/word/2006/wordml" xmlns:wps="http://schemas.microsoft.com/office/word/2010/wordprocessingShape" mc:Ignorable="w14 w15 w16se w16cid w16 w16cex w16sdtdh w16sdtfl w16du wp14">
+<w:footnotes xmlns:wpc="http://schemas.microsoft.com/office/word/2010/wordprocessingCanvas" xmlns:cx="http://schemas.microsoft.com/office/drawing/2014/chartex" xmlns:cx1="http://schemas.microsoft.com/office/drawing/2015/9/8/chartex" xmlns:cx2="http://schemas.microsoft.com/office/drawing/2015/10/21/chartex" xmlns:cx3="http://schemas.microsoft.com/office/drawing/2016/5/9/chartex" xmlns:cx4="http://schemas.microsoft.com/office/drawing/2016/5/10/chartex" xmlns:cx5="http://schemas.microsoft.com/office/drawing/2016/5/11/chartex" xmlns:cx6="http://schemas.microsoft.com/office/drawing/2016/5/12/chartex" xmlns:cx7="http://schemas.microsoft.com/office/drawing/2016/5/13/chartex" xmlns:cx8="http://schemas.microsoft.com/office/drawing/2016/5/14/chartex" xmlns:mc="http://schemas.openxmlformats.org/markup-compatibility/2006" xmlns:aink="http://schemas.microsoft.com/office/drawing/2016/ink" xmlns:am3d="http://schemas.microsoft.com/office/drawing/2017/model3d" xmlns:o="urn:schemas-microsoft-com:office:office" xmlns:oel="http://schemas.microsoft.com/office/2019/extlst" xmlns:r="http://schemas.openxmlformats.org/officeDocument/2006/relationships" xmlns:m="http://schemas.openxmlformats.org/officeDocument/2006/math" xmlns:v="urn:schemas-microsoft-com:vml" xmlns:wp14="http://schemas.microsoft.com/office/word/2010/wordprocessingDrawing" xmlns:wp="http://schemas.openxmlformats.org/drawingml/2006/wordprocessingDrawing" xmlns:w10="urn:schemas-microsoft-com:office:word" xmlns:w="http://schemas.openxmlformats.org/wordprocessingml/2006/main" xmlns:w14="http://schemas.microsoft.com/office/word/2010/wordml" xmlns:w15="http://schemas.microsoft.com/office/word/2012/wordml" xmlns:w16cei="http://schemas.microsoft.com/office/word/2026/wordml/cei" xmlns:w16cex="http://schemas.microsoft.com/office/word/2018/wordml/cex" xmlns:w16cid="http://schemas.microsoft.com/office/word/2016/wordml/cid" xmlns:w16="http://schemas.microsoft.com/office/word/2018/wordml" xmlns:w16du="http://schemas.microsoft.com/office/word/2023/wordml/word16du" xmlns:w16sdtdh="http://schemas.microsoft.com/office/word/2020/wordml/sdtdatahash" xmlns:w16sdtfl="http://schemas.microsoft.com/office/word/2024/wordml/sdtformatlock" xmlns:w16se="http://schemas.microsoft.com/office/word/2015/wordml/symex" xmlns:wpg="http://schemas.microsoft.com/office/word/2010/wordprocessingGroup" xmlns:wpi="http://schemas.microsoft.com/office/word/2010/wordprocessingInk" xmlns:wne="http://schemas.microsoft.com/office/word/2006/wordml" xmlns:wps="http://schemas.microsoft.com/office/word/2010/wordprocessingShape" mc:Ignorable="w14 w15 w16se w16cid w16 w16cex w16sdtdh w16sdtfl w16du wp14">
   <w:footnote w:type="separator" w:id="-1">
     <w:p>
       <w:pPr>
@@ -3807,7 +3805,7 @@
 </file>
 
 <file path=word/numbering.xml><?xml version="1.0" encoding="utf-8"?>
-<w:numbering xmlns:wpc="http://schemas.microsoft.com/office/word/2010/wordprocessingCanvas" xmlns:cx="http://schemas.microsoft.com/office/drawing/2014/chartex" xmlns:cx1="http://schemas.microsoft.com/office/drawing/2015/9/8/chartex" xmlns:cx2="http://schemas.microsoft.com/office/drawing/2015/10/21/chartex" xmlns:cx3="http://schemas.microsoft.com/office/drawing/2016/5/9/chartex" xmlns:cx4="http://schemas.microsoft.com/office/drawing/2016/5/10/chartex" xmlns:cx5="http://schemas.microsoft.com/office/drawing/2016/5/11/chartex" xmlns:cx6="http://schemas.microsoft.com/office/drawing/2016/5/12/chartex" xmlns:cx7="http://schemas.microsoft.com/office/drawing/2016/5/13/chartex" xmlns:cx8="http://schemas.microsoft.com/office/drawing/2016/5/14/chartex" xmlns:mc="http://schemas.openxmlformats.org/markup-compatibility/2006" xmlns:aink="http://schemas.microsoft.com/office/drawing/2016/ink" xmlns:am3d="http://schemas.microsoft.com/office/drawing/2017/model3d" xmlns:o="urn:schemas-microsoft-com:office:office" xmlns:oel="http://schemas.microsoft.com/office/2019/extlst" xmlns:r="http://schemas.openxmlformats.org/officeDocument/2006/relationships" xmlns:m="http://schemas.openxmlformats.org/officeDocument/2006/math" xmlns:v="urn:schemas-microsoft-com:vml" xmlns:wp14="http://schemas.microsoft.com/office/word/2010/wordprocessingDrawing" xmlns:wp="http://schemas.openxmlformats.org/drawingml/2006/wordprocessingDrawing" xmlns:w10="urn:schemas-microsoft-com:office:word" xmlns:w="http://schemas.openxmlformats.org/wordprocessingml/2006/main" xmlns:w14="http://schemas.microsoft.com/office/word/2010/wordml" xmlns:w15="http://schemas.microsoft.com/office/word/2012/wordml" xmlns:w16cex="http://schemas.microsoft.com/office/word/2018/wordml/cex" xmlns:w16cid="http://schemas.microsoft.com/office/word/2016/wordml/cid" xmlns:w16="http://schemas.microsoft.com/office/word/2018/wordml" xmlns:w16du="http://schemas.microsoft.com/office/word/2023/wordml/word16du" xmlns:w16sdtdh="http://schemas.microsoft.com/office/word/2020/wordml/sdtdatahash" xmlns:w16sdtfl="http://schemas.microsoft.com/office/word/2024/wordml/sdtformatlock" xmlns:w16se="http://schemas.microsoft.com/office/word/2015/wordml/symex" xmlns:wpg="http://schemas.microsoft.com/office/word/2010/wordprocessingGroup" xmlns:wpi="http://schemas.microsoft.com/office/word/2010/wordprocessingInk" xmlns:wne="http://schemas.microsoft.com/office/word/2006/wordml" xmlns:wps="http://schemas.microsoft.com/office/word/2010/wordprocessingShape" mc:Ignorable="w14 w15 w16se w16cid w16 w16cex w16sdtdh w16sdtfl w16du wp14">
+<w:numbering xmlns:wpc="http://schemas.microsoft.com/office/word/2010/wordprocessingCanvas" xmlns:cx="http://schemas.microsoft.com/office/drawing/2014/chartex" xmlns:cx1="http://schemas.microsoft.com/office/drawing/2015/9/8/chartex" xmlns:cx2="http://schemas.microsoft.com/office/drawing/2015/10/21/chartex" xmlns:cx3="http://schemas.microsoft.com/office/drawing/2016/5/9/chartex" xmlns:cx4="http://schemas.microsoft.com/office/drawing/2016/5/10/chartex" xmlns:cx5="http://schemas.microsoft.com/office/drawing/2016/5/11/chartex" xmlns:cx6="http://schemas.microsoft.com/office/drawing/2016/5/12/chartex" xmlns:cx7="http://schemas.microsoft.com/office/drawing/2016/5/13/chartex" xmlns:cx8="http://schemas.microsoft.com/office/drawing/2016/5/14/chartex" xmlns:mc="http://schemas.openxmlformats.org/markup-compatibility/2006" xmlns:aink="http://schemas.microsoft.com/office/drawing/2016/ink" xmlns:am3d="http://schemas.microsoft.com/office/drawing/2017/model3d" xmlns:o="urn:schemas-microsoft-com:office:office" xmlns:oel="http://schemas.microsoft.com/office/2019/extlst" xmlns:r="http://schemas.openxmlformats.org/officeDocument/2006/relationships" xmlns:m="http://schemas.openxmlformats.org/officeDocument/2006/math" xmlns:v="urn:schemas-microsoft-com:vml" xmlns:wp14="http://schemas.microsoft.com/office/word/2010/wordprocessingDrawing" xmlns:wp="http://schemas.openxmlformats.org/drawingml/2006/wordprocessingDrawing" xmlns:w10="urn:schemas-microsoft-com:office:word" xmlns:w="http://schemas.openxmlformats.org/wordprocessingml/2006/main" xmlns:w14="http://schemas.microsoft.com/office/word/2010/wordml" xmlns:w15="http://schemas.microsoft.com/office/word/2012/wordml" xmlns:w16cei="http://schemas.microsoft.com/office/word/2026/wordml/cei" xmlns:w16cex="http://schemas.microsoft.com/office/word/2018/wordml/cex" xmlns:w16cid="http://schemas.microsoft.com/office/word/2016/wordml/cid" xmlns:w16="http://schemas.microsoft.com/office/word/2018/wordml" xmlns:w16du="http://schemas.microsoft.com/office/word/2023/wordml/word16du" xmlns:w16sdtdh="http://schemas.microsoft.com/office/word/2020/wordml/sdtdatahash" xmlns:w16sdtfl="http://schemas.microsoft.com/office/word/2024/wordml/sdtformatlock" xmlns:w16se="http://schemas.microsoft.com/office/word/2015/wordml/symex" xmlns:wpg="http://schemas.microsoft.com/office/word/2010/wordprocessingGroup" xmlns:wpi="http://schemas.microsoft.com/office/word/2010/wordprocessingInk" xmlns:wne="http://schemas.microsoft.com/office/word/2006/wordml" xmlns:wps="http://schemas.microsoft.com/office/word/2010/wordprocessingShape" mc:Ignorable="w14 w15 w16se w16cid w16 w16cex w16sdtdh w16sdtfl w16du wp14">
   <w:abstractNum w:abstractNumId="0" w15:restartNumberingAfterBreak="0">
     <w:nsid w:val="0000A990"/>
     <w:multiLevelType w:val="multilevel"/>
